--- a/ProjectOverview.docx
+++ b/ProjectOverview.docx
@@ -184,7 +184,8 @@
         <w:widowControl/>
         <w:suppressLineNumbers w:val="0"/>
         <w:rPr>
-          <w:rFonts w:hint="default" w:ascii="Times New Roman" w:hAnsi="Times New Roman" w:cs="Times New Roman"/>
+          <w:rFonts w:hint="default" w:cs="Times New Roman"/>
+          <w:lang w:val="en-ZA"/>
         </w:rPr>
       </w:pPr>
       <w:r>
@@ -206,16 +207,817 @@
         </w:rPr>
         <w:t xml:space="preserve"> that can identify and separate fruits based on their condition before they are stored. The proposed system aims to reduce fruit spoilage, improve the quality of stored fruits, minimise post-harvest losses, and potentially improve the income generated from fruit production.</w:t>
       </w:r>
-    </w:p>
-    <w:p>
-      <w:pPr>
-        <w:rPr>
-          <w:rFonts w:hint="default" w:ascii="Times New Roman" w:hAnsi="Times New Roman" w:cs="Times New Roman"/>
+      <w:r>
+        <w:rPr>
+          <w:rFonts w:hint="default" w:cs="Times New Roman"/>
+          <w:lang w:val="en-ZA"/>
+        </w:rPr>
+        <w:t xml:space="preserve">  </w:t>
+      </w:r>
+    </w:p>
+    <w:p>
+      <w:pPr>
+        <w:pStyle w:val="7"/>
+        <w:keepNext w:val="0"/>
+        <w:keepLines w:val="0"/>
+        <w:widowControl/>
+        <w:suppressLineNumbers w:val="0"/>
+        <w:rPr>
+          <w:rFonts w:hint="default" w:cs="Times New Roman"/>
+          <w:lang w:val="en-ZA"/>
+        </w:rPr>
+      </w:pPr>
+    </w:p>
+    <w:p>
+      <w:pPr>
+        <w:pStyle w:val="7"/>
+        <w:keepNext w:val="0"/>
+        <w:keepLines w:val="0"/>
+        <w:widowControl/>
+        <w:suppressLineNumbers w:val="0"/>
+        <w:rPr>
+          <w:rFonts w:hint="default" w:cs="Times New Roman"/>
+          <w:lang w:val="en-ZA"/>
+        </w:rPr>
+      </w:pPr>
+      <w:r>
+        <w:rPr>
+          <w:rFonts w:hint="default" w:cs="Times New Roman"/>
+          <w:b/>
+          <w:bCs/>
+          <w:lang w:val="en-ZA"/>
+        </w:rPr>
+        <w:t>DATA COLLECTION</w:t>
+      </w:r>
+      <w:r>
+        <w:rPr>
+          <w:rFonts w:hint="default" w:cs="Times New Roman"/>
+          <w:lang w:val="en-ZA"/>
+        </w:rPr>
+        <w:t xml:space="preserve">  </w:t>
+      </w:r>
+    </w:p>
+    <w:p>
+      <w:pPr>
+        <w:pStyle w:val="7"/>
+        <w:keepNext w:val="0"/>
+        <w:keepLines w:val="0"/>
+        <w:widowControl/>
+        <w:suppressLineNumbers w:val="0"/>
+        <w:rPr>
+          <w:rFonts w:hint="default" w:cs="Times New Roman"/>
+          <w:lang w:val="en-ZA"/>
+        </w:rPr>
+      </w:pPr>
+      <w:r>
+        <w:rPr>
+          <w:rFonts w:hint="default" w:cs="Times New Roman"/>
+          <w:lang w:val="en-ZA"/>
+        </w:rPr>
+        <w:t>We aquired our dataset via  Kaggle API (</w:t>
+      </w:r>
+      <w:r>
+        <w:rPr>
+          <w:rFonts w:hint="default"/>
+          <w:lang w:val="en-ZA"/>
+        </w:rPr>
+        <w:t>https://www.kaggle.com/datasets/leftin/fruit-ripeness-unripe-ripe-and-rotten)</w:t>
+      </w:r>
+      <w:r>
+        <w:rPr>
+          <w:rFonts w:hint="default" w:cs="Times New Roman"/>
+          <w:lang w:val="en-ZA"/>
+        </w:rPr>
+        <w:t xml:space="preserve"> ,credits : lefin. </w:t>
+      </w:r>
+    </w:p>
+    <w:p>
+      <w:pPr>
+        <w:pStyle w:val="7"/>
+        <w:keepNext w:val="0"/>
+        <w:keepLines w:val="0"/>
+        <w:widowControl/>
+        <w:suppressLineNumbers w:val="0"/>
+        <w:rPr>
+          <w:rFonts w:hint="default" w:cs="Times New Roman"/>
+          <w:b/>
+          <w:bCs/>
+          <w:lang w:val="en-ZA"/>
+        </w:rPr>
+      </w:pPr>
+    </w:p>
+    <w:p>
+      <w:pPr>
+        <w:pStyle w:val="7"/>
+        <w:keepNext w:val="0"/>
+        <w:keepLines w:val="0"/>
+        <w:widowControl/>
+        <w:suppressLineNumbers w:val="0"/>
+        <w:rPr>
+          <w:rFonts w:hint="default" w:cs="Times New Roman"/>
+          <w:b/>
+          <w:bCs/>
+          <w:lang w:val="en-ZA"/>
+        </w:rPr>
+      </w:pPr>
+    </w:p>
+    <w:p>
+      <w:pPr>
+        <w:pStyle w:val="7"/>
+        <w:keepNext w:val="0"/>
+        <w:keepLines w:val="0"/>
+        <w:widowControl/>
+        <w:suppressLineNumbers w:val="0"/>
+        <w:rPr>
+          <w:rFonts w:hint="default" w:cs="Times New Roman"/>
+          <w:b/>
+          <w:bCs/>
+          <w:lang w:val="en-ZA"/>
+        </w:rPr>
+      </w:pPr>
+    </w:p>
+    <w:p>
+      <w:pPr>
+        <w:pStyle w:val="7"/>
+        <w:keepNext w:val="0"/>
+        <w:keepLines w:val="0"/>
+        <w:widowControl/>
+        <w:suppressLineNumbers w:val="0"/>
+        <w:rPr>
+          <w:rFonts w:hint="default" w:cs="Times New Roman"/>
+          <w:b/>
+          <w:bCs/>
+          <w:lang w:val="en-ZA"/>
+        </w:rPr>
+      </w:pPr>
+    </w:p>
+    <w:p>
+      <w:pPr>
+        <w:pStyle w:val="7"/>
+        <w:keepNext w:val="0"/>
+        <w:keepLines w:val="0"/>
+        <w:widowControl/>
+        <w:suppressLineNumbers w:val="0"/>
+        <w:rPr>
+          <w:rFonts w:hint="default" w:cs="Times New Roman"/>
+          <w:lang w:val="en-ZA"/>
+        </w:rPr>
+      </w:pPr>
+      <w:r>
+        <w:rPr>
+          <w:rFonts w:hint="default" w:cs="Times New Roman"/>
+          <w:b/>
+          <w:bCs/>
+          <w:lang w:val="en-ZA"/>
+        </w:rPr>
+        <w:t>DATA SET DISCREPTION</w:t>
+      </w:r>
+      <w:r>
+        <w:rPr>
+          <w:rFonts w:hint="default" w:cs="Times New Roman"/>
+          <w:lang w:val="en-ZA"/>
+        </w:rPr>
+        <w:t xml:space="preserve"> </w:t>
+      </w:r>
+    </w:p>
+    <w:p>
+      <w:pPr>
+        <w:pStyle w:val="7"/>
+        <w:keepNext w:val="0"/>
+        <w:keepLines w:val="0"/>
+        <w:widowControl/>
+        <w:suppressLineNumbers w:val="0"/>
+        <w:spacing w:line="240" w:lineRule="auto"/>
+        <w:rPr>
+          <w:rFonts w:hint="default" w:ascii="Times New Roman" w:hAnsi="Times New Roman"/>
+          <w:lang w:val="en-ZA"/>
+        </w:rPr>
+      </w:pPr>
+      <w:r>
+        <w:rPr>
+          <w:rFonts w:hint="default" w:ascii="Times New Roman" w:hAnsi="Times New Roman"/>
+          <w:lang w:val="en-ZA"/>
+        </w:rPr>
+        <w:t>About Dataset</w:t>
+      </w:r>
+    </w:p>
+    <w:p>
+      <w:pPr>
+        <w:pStyle w:val="7"/>
+        <w:keepNext w:val="0"/>
+        <w:keepLines w:val="0"/>
+        <w:widowControl/>
+        <w:suppressLineNumbers w:val="0"/>
+        <w:spacing w:line="240" w:lineRule="auto"/>
+        <w:rPr>
+          <w:rFonts w:hint="default" w:ascii="Times New Roman" w:hAnsi="Times New Roman"/>
+          <w:lang w:val="en-ZA"/>
+        </w:rPr>
+      </w:pPr>
+      <w:r>
+        <w:rPr>
+          <w:rFonts w:hint="default" w:ascii="Times New Roman" w:hAnsi="Times New Roman"/>
+          <w:lang w:val="en-ZA"/>
+        </w:rPr>
+        <w:t>Th</w:t>
+      </w:r>
+      <w:r>
+        <w:rPr>
+          <w:rFonts w:hint="default"/>
+          <w:lang w:val="en-ZA"/>
+        </w:rPr>
+        <w:t>e</w:t>
+      </w:r>
+      <w:r>
+        <w:rPr>
+          <w:rFonts w:hint="default" w:ascii="Times New Roman" w:hAnsi="Times New Roman"/>
+          <w:lang w:val="en-ZA"/>
+        </w:rPr>
+        <w:t xml:space="preserve"> dataset includes images of tropical fruits at different ripeness stages. You'll find pictures of:</w:t>
+      </w:r>
+    </w:p>
+    <w:p>
+      <w:pPr>
+        <w:pStyle w:val="7"/>
+        <w:keepNext w:val="0"/>
+        <w:keepLines w:val="0"/>
+        <w:widowControl/>
+        <w:suppressLineNumbers w:val="0"/>
+        <w:spacing w:line="240" w:lineRule="auto"/>
+        <w:rPr>
+          <w:rFonts w:hint="default" w:ascii="Times New Roman" w:hAnsi="Times New Roman"/>
+          <w:lang w:val="en-ZA"/>
+        </w:rPr>
+      </w:pPr>
+      <w:r>
+        <w:rPr>
+          <w:rFonts w:hint="default" w:ascii="Times New Roman" w:hAnsi="Times New Roman"/>
+          <w:lang w:val="en-ZA"/>
+        </w:rPr>
+        <w:t xml:space="preserve">Fresh </w:t>
+      </w:r>
+      <w:r>
+        <w:rPr>
+          <w:rFonts w:hint="default"/>
+          <w:lang w:val="en-ZA"/>
+        </w:rPr>
+        <w:tab/>
+        <w:t>:</w:t>
+      </w:r>
+      <w:r>
+        <w:rPr>
+          <w:rFonts w:hint="default"/>
+          <w:lang w:val="en-ZA"/>
+        </w:rPr>
+        <w:tab/>
+      </w:r>
+      <w:r>
+        <w:rPr>
+          <w:rFonts w:hint="default" w:ascii="Times New Roman" w:hAnsi="Times New Roman"/>
+          <w:i/>
+          <w:iCs/>
+          <w:lang w:val="en-ZA"/>
+        </w:rPr>
+        <w:t>bananas, apples, and oranges</w:t>
+      </w:r>
+    </w:p>
+    <w:p>
+      <w:pPr>
+        <w:pStyle w:val="7"/>
+        <w:keepNext w:val="0"/>
+        <w:keepLines w:val="0"/>
+        <w:widowControl/>
+        <w:suppressLineNumbers w:val="0"/>
+        <w:spacing w:line="240" w:lineRule="auto"/>
+        <w:rPr>
+          <w:rFonts w:hint="default" w:ascii="Times New Roman" w:hAnsi="Times New Roman"/>
+          <w:i/>
+          <w:iCs/>
+          <w:lang w:val="en-ZA"/>
+        </w:rPr>
+      </w:pPr>
+      <w:r>
+        <w:rPr>
+          <w:rFonts w:hint="default" w:ascii="Times New Roman" w:hAnsi="Times New Roman"/>
+          <w:lang w:val="en-ZA"/>
+        </w:rPr>
+        <w:t xml:space="preserve">Rotten </w:t>
+      </w:r>
+      <w:r>
+        <w:rPr>
+          <w:rFonts w:hint="default"/>
+          <w:lang w:val="en-ZA"/>
+        </w:rPr>
+        <w:t>:</w:t>
+      </w:r>
+      <w:r>
+        <w:rPr>
+          <w:rFonts w:hint="default"/>
+          <w:lang w:val="en-ZA"/>
+        </w:rPr>
+        <w:tab/>
+      </w:r>
+      <w:r>
+        <w:rPr>
+          <w:rFonts w:hint="default" w:ascii="Times New Roman" w:hAnsi="Times New Roman"/>
+          <w:i/>
+          <w:iCs/>
+          <w:lang w:val="en-ZA"/>
+        </w:rPr>
+        <w:t>bananas, apples, and oranges</w:t>
+      </w:r>
+    </w:p>
+    <w:p>
+      <w:pPr>
+        <w:pStyle w:val="7"/>
+        <w:keepNext w:val="0"/>
+        <w:keepLines w:val="0"/>
+        <w:widowControl/>
+        <w:suppressLineNumbers w:val="0"/>
+        <w:spacing w:line="240" w:lineRule="auto"/>
+        <w:rPr>
+          <w:rFonts w:hint="default" w:ascii="Times New Roman" w:hAnsi="Times New Roman"/>
+          <w:lang w:val="en-ZA"/>
+        </w:rPr>
+      </w:pPr>
+      <w:r>
+        <w:rPr>
+          <w:rFonts w:hint="default" w:ascii="Times New Roman" w:hAnsi="Times New Roman"/>
+          <w:lang w:val="en-ZA"/>
+        </w:rPr>
+        <w:t>Unripe</w:t>
+      </w:r>
+      <w:r>
+        <w:rPr>
+          <w:rFonts w:hint="default"/>
+          <w:lang w:val="en-ZA"/>
+        </w:rPr>
+        <w:tab/>
+        <w:t>:</w:t>
+      </w:r>
+      <w:r>
+        <w:rPr>
+          <w:rFonts w:hint="default"/>
+          <w:lang w:val="en-ZA"/>
+        </w:rPr>
+        <w:tab/>
+      </w:r>
+      <w:r>
+        <w:rPr>
+          <w:rFonts w:hint="default" w:ascii="Times New Roman" w:hAnsi="Times New Roman"/>
+          <w:lang w:val="en-ZA"/>
+        </w:rPr>
+        <w:t xml:space="preserve"> </w:t>
+      </w:r>
+      <w:r>
+        <w:rPr>
+          <w:rFonts w:hint="default" w:ascii="Times New Roman" w:hAnsi="Times New Roman"/>
+          <w:i/>
+          <w:iCs/>
+          <w:lang w:val="en-ZA"/>
+        </w:rPr>
+        <w:t>bananas, apples, and oranges</w:t>
+      </w:r>
+    </w:p>
+    <w:p>
+      <w:pPr>
+        <w:pStyle w:val="7"/>
+        <w:keepNext w:val="0"/>
+        <w:keepLines w:val="0"/>
+        <w:widowControl/>
+        <w:suppressLineNumbers w:val="0"/>
+        <w:spacing w:line="240" w:lineRule="auto"/>
+        <w:rPr>
+          <w:rFonts w:hint="default" w:ascii="Times New Roman" w:hAnsi="Times New Roman"/>
+          <w:lang w:val="en-ZA"/>
+        </w:rPr>
+      </w:pPr>
+    </w:p>
+    <w:p>
+      <w:pPr>
+        <w:pStyle w:val="7"/>
+        <w:keepNext w:val="0"/>
+        <w:keepLines w:val="0"/>
+        <w:widowControl/>
+        <w:suppressLineNumbers w:val="0"/>
+        <w:spacing w:line="240" w:lineRule="auto"/>
+        <w:rPr>
+          <w:rFonts w:hint="default" w:ascii="Times New Roman" w:hAnsi="Times New Roman"/>
+          <w:lang w:val="en-ZA"/>
+        </w:rPr>
+      </w:pPr>
+      <w:r>
+        <w:rPr>
+          <w:rFonts w:hint="default" w:ascii="Times New Roman" w:hAnsi="Times New Roman"/>
+          <w:lang w:val="en-ZA"/>
+        </w:rPr>
+        <w:t>The goal is to help with training machine learning models that can identify whether a fruit is unripe, ripe, or rotten. It's useful for projects in fruit quality detection, food sorting systems, and smart agriculture.</w:t>
+      </w:r>
+      <w:r>
+        <w:rPr>
+          <w:rFonts w:hint="default"/>
+          <w:lang w:val="en-ZA"/>
+        </w:rPr>
+        <w:t xml:space="preserve"> </w:t>
+      </w:r>
+      <w:r>
+        <w:rPr>
+          <w:rFonts w:hint="default" w:ascii="Times New Roman" w:hAnsi="Times New Roman"/>
+          <w:lang w:val="en-ZA"/>
+        </w:rPr>
+        <w:t>All images are organized by category and can be used directly for classification tasks like training a CNN or MobileNet model. Perfect for anyone working on fruit freshness detection or related computer vision projects.</w:t>
+      </w:r>
+    </w:p>
+    <w:p>
+      <w:pPr>
+        <w:pStyle w:val="7"/>
+        <w:keepNext w:val="0"/>
+        <w:keepLines w:val="0"/>
+        <w:widowControl/>
+        <w:suppressLineNumbers w:val="0"/>
+        <w:spacing w:line="240" w:lineRule="auto"/>
+        <w:rPr>
+          <w:rFonts w:hint="default" w:ascii="Times New Roman" w:hAnsi="Times New Roman"/>
+          <w:lang w:val="en-ZA"/>
+        </w:rPr>
+      </w:pPr>
+      <w:r>
+        <w:rPr>
+          <w:rFonts w:hint="default" w:ascii="Times New Roman" w:hAnsi="Times New Roman"/>
+          <w:lang w:val="en-ZA"/>
+        </w:rPr>
+        <w:t>Usability</w:t>
+      </w:r>
+      <w:r>
+        <w:rPr>
+          <w:rFonts w:hint="default"/>
+          <w:lang w:val="en-ZA"/>
+        </w:rPr>
+        <w:t>(</w:t>
+      </w:r>
+      <w:r>
+        <w:rPr>
+          <w:rFonts w:hint="default" w:ascii="Times New Roman" w:hAnsi="Times New Roman"/>
+          <w:lang w:val="en-ZA"/>
+        </w:rPr>
+        <w:t>7.50</w:t>
+      </w:r>
+      <w:r>
+        <w:rPr>
+          <w:rFonts w:hint="default"/>
+          <w:lang w:val="en-ZA"/>
+        </w:rPr>
+        <w:t>)</w:t>
+      </w:r>
+    </w:p>
+    <w:p>
+      <w:pPr>
+        <w:pStyle w:val="7"/>
+        <w:keepNext w:val="0"/>
+        <w:keepLines w:val="0"/>
+        <w:widowControl/>
+        <w:suppressLineNumbers w:val="0"/>
+        <w:spacing w:line="240" w:lineRule="auto"/>
+        <w:rPr>
+          <w:rFonts w:hint="default"/>
+          <w:lang w:val="en-ZA"/>
+        </w:rPr>
+      </w:pPr>
+      <w:r>
+        <w:rPr>
+          <w:rFonts w:hint="default" w:ascii="Times New Roman" w:hAnsi="Times New Roman"/>
+          <w:lang w:val="en-ZA"/>
+        </w:rPr>
+        <w:t>License</w:t>
+      </w:r>
+      <w:r>
+        <w:rPr>
+          <w:rFonts w:hint="default"/>
+          <w:lang w:val="en-ZA"/>
+        </w:rPr>
+        <w:t>(</w:t>
+      </w:r>
+      <w:r>
+        <w:rPr>
+          <w:rFonts w:hint="default" w:ascii="Times New Roman" w:hAnsi="Times New Roman"/>
+          <w:lang w:val="en-ZA"/>
+        </w:rPr>
+        <w:t>CC BY-SA 4.0</w:t>
+      </w:r>
+      <w:r>
+        <w:rPr>
+          <w:rFonts w:hint="default"/>
+          <w:lang w:val="en-ZA"/>
+        </w:rPr>
+        <w:t>)</w:t>
+      </w:r>
+    </w:p>
+    <w:p>
+      <w:pPr>
+        <w:pStyle w:val="7"/>
+        <w:keepNext w:val="0"/>
+        <w:keepLines w:val="0"/>
+        <w:widowControl/>
+        <w:suppressLineNumbers w:val="0"/>
+        <w:spacing w:line="240" w:lineRule="auto"/>
+        <w:rPr>
+          <w:rFonts w:hint="default"/>
+          <w:lang w:val="en-ZA"/>
+        </w:rPr>
+      </w:pPr>
+    </w:p>
+    <w:p>
+      <w:pPr>
+        <w:pStyle w:val="7"/>
+        <w:keepNext w:val="0"/>
+        <w:keepLines w:val="0"/>
+        <w:widowControl/>
+        <w:suppressLineNumbers w:val="0"/>
+        <w:spacing w:line="240" w:lineRule="auto"/>
+        <w:rPr>
+          <w:rFonts w:hint="default"/>
+          <w:b/>
+          <w:bCs/>
+          <w:lang w:val="en-ZA"/>
+        </w:rPr>
+      </w:pPr>
+      <w:r>
+        <w:rPr>
+          <w:rFonts w:hint="default"/>
+          <w:b/>
+          <w:bCs/>
+          <w:lang w:val="en-ZA"/>
+        </w:rPr>
+        <w:t>FRUIT FRESHNESS MODEL CREATION VERSION 1</w:t>
+      </w:r>
+    </w:p>
+    <w:p>
+      <w:pPr>
+        <w:pStyle w:val="7"/>
+        <w:keepNext w:val="0"/>
+        <w:keepLines w:val="0"/>
+        <w:widowControl/>
+        <w:suppressLineNumbers w:val="0"/>
+        <w:spacing w:line="240" w:lineRule="auto"/>
+        <w:rPr>
+          <w:rFonts w:hint="default"/>
+          <w:b w:val="0"/>
+          <w:bCs w:val="0"/>
           <w:lang w:val="en-ZA"/>
         </w:rPr>
       </w:pPr>
       <w:bookmarkStart w:id="0" w:name="_GoBack"/>
       <w:bookmarkEnd w:id="0"/>
+      <w:r>
+        <w:rPr>
+          <w:rFonts w:hint="default"/>
+          <w:b w:val="0"/>
+          <w:bCs w:val="0"/>
+          <w:lang w:val="en-ZA"/>
+        </w:rPr>
+        <w:t>Key steps covered:</w:t>
+      </w:r>
+    </w:p>
+    <w:p>
+      <w:pPr>
+        <w:pStyle w:val="7"/>
+        <w:keepNext w:val="0"/>
+        <w:keepLines w:val="0"/>
+        <w:widowControl/>
+        <w:suppressLineNumbers w:val="0"/>
+        <w:spacing w:line="240" w:lineRule="auto"/>
+        <w:rPr>
+          <w:rFonts w:hint="default"/>
+          <w:b w:val="0"/>
+          <w:bCs w:val="0"/>
+          <w:lang w:val="en-ZA"/>
+        </w:rPr>
+      </w:pPr>
+      <w:r>
+        <w:rPr>
+          <w:rFonts w:hint="default"/>
+          <w:b w:val="0"/>
+          <w:bCs w:val="0"/>
+          <w:lang w:val="en-ZA"/>
+        </w:rPr>
+        <w:t>1. Dataset Download &amp; Verification: Used kagglehub to download the 'fruit ripeness' dataset and verified its structure.</w:t>
+      </w:r>
+    </w:p>
+    <w:p>
+      <w:pPr>
+        <w:pStyle w:val="7"/>
+        <w:keepNext w:val="0"/>
+        <w:keepLines w:val="0"/>
+        <w:widowControl/>
+        <w:suppressLineNumbers w:val="0"/>
+        <w:spacing w:line="240" w:lineRule="auto"/>
+        <w:rPr>
+          <w:rFonts w:hint="default"/>
+          <w:b w:val="0"/>
+          <w:bCs w:val="0"/>
+          <w:lang w:val="en-ZA"/>
+        </w:rPr>
+      </w:pPr>
+      <w:r>
+        <w:rPr>
+          <w:rFonts w:hint="default"/>
+          <w:b w:val="0"/>
+          <w:bCs w:val="0"/>
+          <w:lang w:val="en-ZA"/>
+        </w:rPr>
+        <w:t>2. Library Imports &amp; Transformations: Imported necessary PyTorch and Torchvision libraries, and defined image transformations (resize, to tensor, normalize) for data preprocessing.</w:t>
+      </w:r>
+    </w:p>
+    <w:p>
+      <w:pPr>
+        <w:pStyle w:val="7"/>
+        <w:keepNext w:val="0"/>
+        <w:keepLines w:val="0"/>
+        <w:widowControl/>
+        <w:suppressLineNumbers w:val="0"/>
+        <w:spacing w:line="240" w:lineRule="auto"/>
+        <w:rPr>
+          <w:rFonts w:hint="default"/>
+          <w:b w:val="0"/>
+          <w:bCs w:val="0"/>
+          <w:lang w:val="en-ZA"/>
+        </w:rPr>
+      </w:pPr>
+      <w:r>
+        <w:rPr>
+          <w:rFonts w:hint="default"/>
+          <w:b w:val="0"/>
+          <w:bCs w:val="0"/>
+          <w:lang w:val="en-ZA"/>
+        </w:rPr>
+        <w:t>3. DataLoader Setup: Created ImageFolder datasets and DataLoader instances for both training and testing, enabling efficient batch processing.</w:t>
+      </w:r>
+    </w:p>
+    <w:p>
+      <w:pPr>
+        <w:pStyle w:val="7"/>
+        <w:keepNext w:val="0"/>
+        <w:keepLines w:val="0"/>
+        <w:widowControl/>
+        <w:suppressLineNumbers w:val="0"/>
+        <w:spacing w:line="240" w:lineRule="auto"/>
+        <w:rPr>
+          <w:rFonts w:hint="default"/>
+          <w:b w:val="0"/>
+          <w:bCs w:val="0"/>
+          <w:lang w:val="en-ZA"/>
+        </w:rPr>
+      </w:pPr>
+      <w:r>
+        <w:rPr>
+          <w:rFonts w:hint="default"/>
+          <w:b w:val="0"/>
+          <w:bCs w:val="0"/>
+          <w:lang w:val="en-ZA"/>
+        </w:rPr>
+        <w:t>4. Model Definition &amp; Fine-tuning: Loaded a pre-trained MobileNetV3-Smal1 model (transfer learning) and adapted its final classification layer for our specific 9 fruit ripeness classes.</w:t>
+      </w:r>
+    </w:p>
+    <w:p>
+      <w:pPr>
+        <w:pStyle w:val="7"/>
+        <w:keepNext w:val="0"/>
+        <w:keepLines w:val="0"/>
+        <w:widowControl/>
+        <w:suppressLineNumbers w:val="0"/>
+        <w:spacing w:line="240" w:lineRule="auto"/>
+        <w:rPr>
+          <w:rFonts w:hint="default"/>
+          <w:b w:val="0"/>
+          <w:bCs w:val="0"/>
+          <w:lang w:val="en-ZA"/>
+        </w:rPr>
+      </w:pPr>
+      <w:r>
+        <w:rPr>
+          <w:rFonts w:hint="default"/>
+          <w:b w:val="0"/>
+          <w:bCs w:val="0"/>
+          <w:lang w:val="en-ZA"/>
+        </w:rPr>
+        <w:t>5. Training Setup: Defined the CrossEntropyLoss criterion and the Adam optimizer.</w:t>
+      </w:r>
+    </w:p>
+    <w:p>
+      <w:pPr>
+        <w:pStyle w:val="7"/>
+        <w:keepNext w:val="0"/>
+        <w:keepLines w:val="0"/>
+        <w:widowControl/>
+        <w:suppressLineNumbers w:val="0"/>
+        <w:spacing w:line="240" w:lineRule="auto"/>
+        <w:rPr>
+          <w:rFonts w:hint="default"/>
+          <w:b w:val="0"/>
+          <w:bCs w:val="0"/>
+          <w:lang w:val="en-ZA"/>
+        </w:rPr>
+      </w:pPr>
+      <w:r>
+        <w:rPr>
+          <w:rFonts w:hint="default"/>
+          <w:b w:val="0"/>
+          <w:bCs w:val="0"/>
+          <w:lang w:val="en-ZA"/>
+        </w:rPr>
+        <w:t>6. Training Phase: Executed a basic training loop (though a full multi-epoch training was not explicitly shown in detail, the setup was completed).</w:t>
+      </w:r>
+    </w:p>
+    <w:p>
+      <w:pPr>
+        <w:pStyle w:val="7"/>
+        <w:keepNext w:val="0"/>
+        <w:keepLines w:val="0"/>
+        <w:widowControl/>
+        <w:suppressLineNumbers w:val="0"/>
+        <w:spacing w:line="240" w:lineRule="auto"/>
+        <w:rPr>
+          <w:rFonts w:hint="default"/>
+          <w:b w:val="0"/>
+          <w:bCs w:val="0"/>
+          <w:lang w:val="en-ZA"/>
+        </w:rPr>
+      </w:pPr>
+      <w:r>
+        <w:rPr>
+          <w:rFonts w:hint="default"/>
+          <w:b w:val="0"/>
+          <w:bCs w:val="0"/>
+          <w:lang w:val="en-ZA"/>
+        </w:rPr>
+        <w:t>7. Testing Phase: Evaluated the trained model on a test set, achieving a Test Loss of 0.1410 and a Test Accuracy of 95.59%.</w:t>
+      </w:r>
+    </w:p>
+    <w:p>
+      <w:pPr>
+        <w:pStyle w:val="7"/>
+        <w:keepNext w:val="0"/>
+        <w:keepLines w:val="0"/>
+        <w:widowControl/>
+        <w:suppressLineNumbers w:val="0"/>
+        <w:spacing w:line="240" w:lineRule="auto"/>
+        <w:rPr>
+          <w:rFonts w:hint="default"/>
+          <w:b w:val="0"/>
+          <w:bCs w:val="0"/>
+          <w:lang w:val="en-ZA"/>
+        </w:rPr>
+      </w:pPr>
+      <w:r>
+        <w:rPr>
+          <w:rFonts w:hint="default"/>
+          <w:b w:val="0"/>
+          <w:bCs w:val="0"/>
+          <w:lang w:val="en-ZA"/>
+        </w:rPr>
+        <w:t>8. Custom Image Prediction: Implemented functionality to upload a custom image and get a real-time prediction from the model.</w:t>
+      </w:r>
+    </w:p>
+    <w:p>
+      <w:pPr>
+        <w:pStyle w:val="7"/>
+        <w:keepNext w:val="0"/>
+        <w:keepLines w:val="0"/>
+        <w:widowControl/>
+        <w:suppressLineNumbers w:val="0"/>
+        <w:spacing w:line="240" w:lineRule="auto"/>
+        <w:rPr>
+          <w:rFonts w:hint="default"/>
+          <w:b w:val="0"/>
+          <w:bCs w:val="0"/>
+          <w:lang w:val="en-ZA"/>
+        </w:rPr>
+      </w:pPr>
+      <w:r>
+        <w:rPr>
+          <w:rFonts w:hint="default"/>
+          <w:b w:val="0"/>
+          <w:bCs w:val="0"/>
+          <w:lang w:val="en-ZA"/>
+        </w:rPr>
+        <w:t>9. Model Saving &amp; Downloading: Provided code to save the trained model's state dictionary (fruit_ripeness_model pth) and to download it to the local machine for future use.</w:t>
+      </w:r>
+    </w:p>
+    <w:p>
+      <w:pPr>
+        <w:pStyle w:val="7"/>
+        <w:keepNext w:val="0"/>
+        <w:keepLines w:val="0"/>
+        <w:widowControl/>
+        <w:suppressLineNumbers w:val="0"/>
+        <w:spacing w:line="240" w:lineRule="auto"/>
+        <w:rPr>
+          <w:rFonts w:hint="default" w:ascii="Times New Roman" w:hAnsi="Times New Roman" w:cs="Times New Roman"/>
+          <w:b w:val="0"/>
+          <w:bCs w:val="0"/>
+          <w:lang w:val="en-ZA"/>
+        </w:rPr>
+      </w:pPr>
     </w:p>
     <w:sectPr>
       <w:pgSz w:w="11906" w:h="16838"/>
@@ -303,7 +1105,7 @@
     <w:lsdException w:qFormat="1" w:unhideWhenUsed="0" w:uiPriority="0" w:semiHidden="0" w:name="Title"/>
     <w:lsdException w:unhideWhenUsed="0" w:uiPriority="0" w:semiHidden="0" w:name="Closing"/>
     <w:lsdException w:unhideWhenUsed="0" w:uiPriority="0" w:semiHidden="0" w:name="Signature"/>
-    <w:lsdException w:unhideWhenUsed="0" w:uiPriority="0" w:name="Default Paragraph Font"/>
+    <w:lsdException w:qFormat="1" w:unhideWhenUsed="0" w:uiPriority="0" w:name="Default Paragraph Font"/>
     <w:lsdException w:unhideWhenUsed="0" w:uiPriority="0" w:semiHidden="0" w:name="Body Text"/>
     <w:lsdException w:unhideWhenUsed="0" w:uiPriority="0" w:semiHidden="0" w:name="Body Text Indent"/>
     <w:lsdException w:unhideWhenUsed="0" w:uiPriority="0" w:semiHidden="0" w:name="List Continue"/>
@@ -330,7 +1132,7 @@
     <w:lsdException w:unhideWhenUsed="0" w:uiPriority="0" w:semiHidden="0" w:name="Document Map"/>
     <w:lsdException w:unhideWhenUsed="0" w:uiPriority="0" w:semiHidden="0" w:name="Plain Text"/>
     <w:lsdException w:unhideWhenUsed="0" w:uiPriority="0" w:semiHidden="0" w:name="E-mail Signature"/>
-    <w:lsdException w:unhideWhenUsed="0" w:uiPriority="0" w:semiHidden="0" w:name="Normal (Web)"/>
+    <w:lsdException w:qFormat="1" w:unhideWhenUsed="0" w:uiPriority="0" w:semiHidden="0" w:name="Normal (Web)"/>
     <w:lsdException w:unhideWhenUsed="0" w:uiPriority="0" w:semiHidden="0" w:name="HTML Acronym"/>
     <w:lsdException w:unhideWhenUsed="0" w:uiPriority="0" w:semiHidden="0" w:name="HTML Address"/>
     <w:lsdException w:unhideWhenUsed="0" w:uiPriority="0" w:semiHidden="0" w:name="HTML Cite"/>
@@ -559,6 +1361,7 @@
   <w:style w:type="character" w:default="1" w:styleId="5">
     <w:name w:val="Default Paragraph Font"/>
     <w:semiHidden/>
+    <w:qFormat/>
     <w:uiPriority w:val="0"/>
   </w:style>
   <w:style w:type="table" w:default="1" w:styleId="6">
@@ -577,6 +1380,7 @@
   </w:style>
   <w:style w:type="paragraph" w:styleId="7">
     <w:name w:val="Normal (Web)"/>
+    <w:qFormat/>
     <w:uiPriority w:val="0"/>
     <w:pPr>
       <w:spacing w:before="0" w:beforeAutospacing="1" w:after="0" w:afterAutospacing="1"/>
@@ -584,6 +1388,7 @@
       <w:jc w:val="left"/>
     </w:pPr>
     <w:rPr>
+      <w:rFonts w:ascii="Times New Roman" w:hAnsi="Times New Roman" w:eastAsia="SimSun" w:cs="Times New Roman"/>
       <w:kern w:val="0"/>
       <w:sz w:val="24"/>
       <w:szCs w:val="24"/>
